--- a/docassemble/StalkingNoContactOrderRequest/data/templates/snco_events_addendum.docx
+++ b/docassemble/StalkingNoContactOrderRequest/data/templates/snco_events_addendum.docx
@@ -95,84 +95,120 @@
         <w:rPr>
           <w:rFonts w:ascii="Arial" w:hAnsi="Arial" w:cs="Arial"/>
         </w:rPr>
-        <w:t>trial_</w:t>
+        <w:t>filing_county</w:t>
+      </w:r>
+      <w:proofErr w:type="spellEnd"/>
+      <w:r>
+        <w:rPr>
+          <w:rFonts w:ascii="Arial" w:hAnsi="Arial" w:cs="Arial"/>
+        </w:rPr>
+        <w:t xml:space="preserve"> == "Cook"</w:t>
+      </w:r>
+      <w:r>
+        <w:rPr>
+          <w:rFonts w:ascii="Arial" w:hAnsi="Arial" w:cs="Arial"/>
+        </w:rPr>
+        <w:t xml:space="preserve"> </w:t>
       </w:r>
       <w:proofErr w:type="gramStart"/>
       <w:r>
         <w:rPr>
           <w:rFonts w:ascii="Arial" w:hAnsi="Arial" w:cs="Arial"/>
         </w:rPr>
-        <w:t>court.address</w:t>
+        <w:t>%}three</w:t>
       </w:r>
       <w:proofErr w:type="gramEnd"/>
       <w:r>
         <w:rPr>
           <w:rFonts w:ascii="Arial" w:hAnsi="Arial" w:cs="Arial"/>
         </w:rPr>
-        <w:t>.county</w:t>
+        <w:t xml:space="preserve">{% else </w:t>
+      </w:r>
+      <w:proofErr w:type="gramStart"/>
+      <w:r>
+        <w:rPr>
+          <w:rFonts w:ascii="Arial" w:hAnsi="Arial" w:cs="Arial"/>
+        </w:rPr>
+        <w:t>%}</w:t>
+      </w:r>
+      <w:r>
+        <w:rPr>
+          <w:rFonts w:ascii="Arial" w:hAnsi="Arial" w:cs="Arial"/>
+        </w:rPr>
+        <w:t>tw</w:t>
+      </w:r>
+      <w:r>
+        <w:rPr>
+          <w:rFonts w:ascii="Arial" w:hAnsi="Arial" w:cs="Arial"/>
+        </w:rPr>
+        <w:t>o</w:t>
+      </w:r>
+      <w:proofErr w:type="gramEnd"/>
+      <w:r>
+        <w:rPr>
+          <w:rFonts w:ascii="Arial" w:hAnsi="Arial" w:cs="Arial"/>
+        </w:rPr>
+        <w:t>{% endif %}</w:t>
+      </w:r>
+      <w:r>
+        <w:rPr>
+          <w:rFonts w:ascii="Arial" w:hAnsi="Arial" w:cs="Arial"/>
+        </w:rPr>
+        <w:t xml:space="preserve"> listed on the petition</w:t>
+      </w:r>
+      <w:r>
+        <w:rPr>
+          <w:rFonts w:ascii="Arial" w:hAnsi="Arial" w:cs="Arial"/>
+        </w:rPr>
+        <w:t xml:space="preserve">, </w:t>
+      </w:r>
+      <w:proofErr w:type="gramStart"/>
+      <w:r>
+        <w:rPr>
+          <w:rFonts w:ascii="Arial" w:hAnsi="Arial" w:cs="Arial"/>
+        </w:rPr>
+        <w:t>are:</w:t>
+      </w:r>
+      <w:r>
+        <w:rPr>
+          <w:rFonts w:ascii="Arial" w:hAnsi="Arial" w:cs="Arial"/>
+        </w:rPr>
+        <w:t>{</w:t>
+      </w:r>
+      <w:proofErr w:type="gramEnd"/>
+      <w:r>
+        <w:rPr>
+          <w:rFonts w:ascii="Arial" w:hAnsi="Arial" w:cs="Arial"/>
+        </w:rPr>
+        <w:t xml:space="preserve">% if </w:t>
+      </w:r>
+      <w:proofErr w:type="spellStart"/>
+      <w:r>
+        <w:rPr>
+          <w:rFonts w:ascii="Arial" w:hAnsi="Arial" w:cs="Arial"/>
+        </w:rPr>
+        <w:t>filing_</w:t>
+      </w:r>
+      <w:proofErr w:type="gramStart"/>
+      <w:r>
+        <w:rPr>
+          <w:rFonts w:ascii="Arial" w:hAnsi="Arial" w:cs="Arial"/>
+        </w:rPr>
+        <w:t>county</w:t>
       </w:r>
       <w:proofErr w:type="spellEnd"/>
       <w:r>
         <w:rPr>
           <w:rFonts w:ascii="Arial" w:hAnsi="Arial" w:cs="Arial"/>
         </w:rPr>
-        <w:t xml:space="preserve"> == "Cook"</w:t>
-      </w:r>
-      <w:r>
-        <w:rPr>
-          <w:rFonts w:ascii="Arial" w:hAnsi="Arial" w:cs="Arial"/>
-        </w:rPr>
-        <w:t xml:space="preserve"> %}three{% else %}</w:t>
-      </w:r>
-      <w:r>
-        <w:rPr>
-          <w:rFonts w:ascii="Arial" w:hAnsi="Arial" w:cs="Arial"/>
-        </w:rPr>
-        <w:t>tw</w:t>
-      </w:r>
-      <w:r>
-        <w:rPr>
-          <w:rFonts w:ascii="Arial" w:hAnsi="Arial" w:cs="Arial"/>
-        </w:rPr>
-        <w:t>o</w:t>
-      </w:r>
-      <w:r>
-        <w:rPr>
-          <w:rFonts w:ascii="Arial" w:hAnsi="Arial" w:cs="Arial"/>
-        </w:rPr>
-        <w:t>{% endif %}</w:t>
-      </w:r>
-      <w:r>
-        <w:rPr>
-          <w:rFonts w:ascii="Arial" w:hAnsi="Arial" w:cs="Arial"/>
-        </w:rPr>
-        <w:t xml:space="preserve"> listed on the petition</w:t>
-      </w:r>
-      <w:r>
-        <w:rPr>
-          <w:rFonts w:ascii="Arial" w:hAnsi="Arial" w:cs="Arial"/>
-        </w:rPr>
-        <w:t>, are:</w:t>
-      </w:r>
-      <w:r>
-        <w:rPr>
-          <w:rFonts w:ascii="Arial" w:hAnsi="Arial" w:cs="Arial"/>
-        </w:rPr>
-        <w:t xml:space="preserve">{% if </w:t>
-      </w:r>
-      <w:proofErr w:type="spellStart"/>
-      <w:r>
-        <w:rPr>
-          <w:rFonts w:ascii="Arial" w:hAnsi="Arial" w:cs="Arial"/>
-        </w:rPr>
-        <w:t>trial_court.address.county</w:t>
-      </w:r>
-      <w:proofErr w:type="spellEnd"/>
-      <w:r>
-        <w:rPr>
-          <w:rFonts w:ascii="Arial" w:hAnsi="Arial" w:cs="Arial"/>
-        </w:rPr>
-        <w:t xml:space="preserve"> != “Cook” or </w:t>
+        <w:t xml:space="preserve"> !</w:t>
+      </w:r>
+      <w:proofErr w:type="gramEnd"/>
+      <w:r>
+        <w:rPr>
+          <w:rFonts w:ascii="Arial" w:hAnsi="Arial" w:cs="Arial"/>
+        </w:rPr>
+        <w:t xml:space="preserve">= “Cook” or </w:t>
       </w:r>
       <w:proofErr w:type="spellStart"/>
       <w:r>
@@ -340,11 +376,19 @@
         <w:t xml:space="preserve">% if </w:t>
       </w:r>
       <w:proofErr w:type="spellStart"/>
-      <w:r>
-        <w:rPr>
-          <w:rFonts w:ascii="Arial" w:hAnsi="Arial" w:cs="Arial"/>
-        </w:rPr>
-        <w:t>event.include_in_addendum</w:t>
+      <w:proofErr w:type="gramStart"/>
+      <w:r>
+        <w:rPr>
+          <w:rFonts w:ascii="Arial" w:hAnsi="Arial" w:cs="Arial"/>
+        </w:rPr>
+        <w:t>event.include</w:t>
+      </w:r>
+      <w:proofErr w:type="gramEnd"/>
+      <w:r>
+        <w:rPr>
+          <w:rFonts w:ascii="Arial" w:hAnsi="Arial" w:cs="Arial"/>
+        </w:rPr>
+        <w:t>_in_addendum</w:t>
       </w:r>
       <w:proofErr w:type="spellEnd"/>
       <w:r>
@@ -417,6 +461,30 @@
               <w:t>.time</w:t>
             </w:r>
             <w:proofErr w:type="spellEnd"/>
+            <w:r>
+              <w:rPr>
+                <w:rFonts w:ascii="Arial" w:hAnsi="Arial" w:cs="Arial"/>
+                <w:sz w:val="22"/>
+                <w:szCs w:val="22"/>
+              </w:rPr>
+              <w:t xml:space="preserve"> </w:t>
+            </w:r>
+            <w:r>
+              <w:rPr>
+                <w:rFonts w:ascii="Arial" w:hAnsi="Arial" w:cs="Arial"/>
+                <w:sz w:val="22"/>
+                <w:szCs w:val="22"/>
+              </w:rPr>
+              <w:t>!</w:t>
+            </w:r>
+            <w:r>
+              <w:rPr>
+                <w:rFonts w:ascii="Arial" w:hAnsi="Arial" w:cs="Arial"/>
+                <w:sz w:val="22"/>
+                <w:szCs w:val="22"/>
+              </w:rPr>
+              <w:t>=</w:t>
+            </w:r>
             <w:proofErr w:type="gramEnd"/>
             <w:r>
               <w:rPr>
@@ -432,22 +500,6 @@
                 <w:sz w:val="22"/>
                 <w:szCs w:val="22"/>
               </w:rPr>
-              <w:t>!</w:t>
-            </w:r>
-            <w:r>
-              <w:rPr>
-                <w:rFonts w:ascii="Arial" w:hAnsi="Arial" w:cs="Arial"/>
-                <w:sz w:val="22"/>
-                <w:szCs w:val="22"/>
-              </w:rPr>
-              <w:t xml:space="preserve">= </w:t>
-            </w:r>
-            <w:r>
-              <w:rPr>
-                <w:rFonts w:ascii="Arial" w:hAnsi="Arial" w:cs="Arial"/>
-                <w:sz w:val="22"/>
-                <w:szCs w:val="22"/>
-              </w:rPr>
               <w:t>“”</w:t>
             </w:r>
             <w:r>
@@ -456,7 +508,61 @@
                 <w:sz w:val="22"/>
                 <w:szCs w:val="22"/>
               </w:rPr>
-              <w:t xml:space="preserve"> %}</w:t>
+              <w:t xml:space="preserve"> </w:t>
+            </w:r>
+            <w:proofErr w:type="gramStart"/>
+            <w:r>
+              <w:rPr>
+                <w:rFonts w:ascii="Arial" w:hAnsi="Arial" w:cs="Arial"/>
+                <w:sz w:val="22"/>
+                <w:szCs w:val="22"/>
+              </w:rPr>
+              <w:t>%}</w:t>
+            </w:r>
+            <w:r>
+              <w:rPr>
+                <w:rFonts w:ascii="Arial" w:hAnsi="Arial" w:cs="Arial"/>
+                <w:sz w:val="22"/>
+                <w:szCs w:val="22"/>
+              </w:rPr>
+              <w:t>{</w:t>
+            </w:r>
+            <w:proofErr w:type="gramEnd"/>
+            <w:r>
+              <w:rPr>
+                <w:rFonts w:ascii="Arial" w:hAnsi="Arial" w:cs="Arial"/>
+                <w:sz w:val="22"/>
+                <w:szCs w:val="22"/>
+              </w:rPr>
+              <w:t>{</w:t>
+            </w:r>
+            <w:proofErr w:type="spellStart"/>
+            <w:proofErr w:type="gramStart"/>
+            <w:r>
+              <w:rPr>
+                <w:rFonts w:ascii="Arial" w:hAnsi="Arial" w:cs="Arial"/>
+                <w:sz w:val="22"/>
+                <w:szCs w:val="22"/>
+              </w:rPr>
+              <w:t>event</w:t>
+            </w:r>
+            <w:r>
+              <w:rPr>
+                <w:rFonts w:ascii="Arial" w:hAnsi="Arial" w:cs="Arial"/>
+                <w:sz w:val="22"/>
+                <w:szCs w:val="22"/>
+              </w:rPr>
+              <w:t>.time</w:t>
+            </w:r>
+            <w:proofErr w:type="spellEnd"/>
+            <w:proofErr w:type="gramEnd"/>
+            <w:r>
+              <w:rPr>
+                <w:rFonts w:ascii="Arial" w:hAnsi="Arial" w:cs="Arial"/>
+                <w:sz w:val="22"/>
+                <w:szCs w:val="22"/>
+              </w:rPr>
+              <w:t xml:space="preserve">}}, </w:t>
             </w:r>
             <w:r>
               <w:rPr>
@@ -481,24 +587,60 @@
                 <w:sz w:val="22"/>
                 <w:szCs w:val="22"/>
               </w:rPr>
-              <w:t>.time</w:t>
+              <w:t>.name.</w:t>
+            </w:r>
+            <w:r>
+              <w:rPr>
+                <w:rFonts w:ascii="Arial" w:hAnsi="Arial" w:cs="Arial"/>
+                <w:sz w:val="22"/>
+                <w:szCs w:val="22"/>
+              </w:rPr>
+              <w:t>text</w:t>
             </w:r>
             <w:proofErr w:type="spellEnd"/>
-            <w:r>
-              <w:rPr>
-                <w:rFonts w:ascii="Arial" w:hAnsi="Arial" w:cs="Arial"/>
-                <w:sz w:val="22"/>
-                <w:szCs w:val="22"/>
-              </w:rPr>
-              <w:t xml:space="preserve">}}, </w:t>
-            </w:r>
-            <w:r>
-              <w:rPr>
-                <w:rFonts w:ascii="Arial" w:hAnsi="Arial" w:cs="Arial"/>
-                <w:sz w:val="22"/>
-                <w:szCs w:val="22"/>
-              </w:rPr>
-              <w:t>{{</w:t>
+            <w:proofErr w:type="gramStart"/>
+            <w:r>
+              <w:rPr>
+                <w:rFonts w:ascii="Arial" w:hAnsi="Arial" w:cs="Arial"/>
+                <w:sz w:val="22"/>
+                <w:szCs w:val="22"/>
+              </w:rPr>
+              <w:t>}}</w:t>
+            </w:r>
+            <w:r>
+              <w:rPr>
+                <w:rFonts w:ascii="Arial" w:hAnsi="Arial" w:cs="Arial"/>
+                <w:sz w:val="22"/>
+                <w:szCs w:val="22"/>
+              </w:rPr>
+              <w:t>{</w:t>
+            </w:r>
+            <w:proofErr w:type="gramEnd"/>
+            <w:r>
+              <w:rPr>
+                <w:rFonts w:ascii="Arial" w:hAnsi="Arial" w:cs="Arial"/>
+                <w:sz w:val="22"/>
+                <w:szCs w:val="22"/>
+              </w:rPr>
+              <w:t xml:space="preserve">% else </w:t>
+            </w:r>
+            <w:proofErr w:type="gramStart"/>
+            <w:r>
+              <w:rPr>
+                <w:rFonts w:ascii="Arial" w:hAnsi="Arial" w:cs="Arial"/>
+                <w:sz w:val="22"/>
+                <w:szCs w:val="22"/>
+              </w:rPr>
+              <w:t>%}{</w:t>
+            </w:r>
+            <w:proofErr w:type="gramEnd"/>
+            <w:r>
+              <w:rPr>
+                <w:rFonts w:ascii="Arial" w:hAnsi="Arial" w:cs="Arial"/>
+                <w:sz w:val="22"/>
+                <w:szCs w:val="22"/>
+              </w:rPr>
+              <w:t>{</w:t>
             </w:r>
             <w:proofErr w:type="spellStart"/>
             <w:r>
@@ -507,58 +649,26 @@
                 <w:sz w:val="22"/>
                 <w:szCs w:val="22"/>
               </w:rPr>
-              <w:t>event</w:t>
-            </w:r>
-            <w:r>
-              <w:rPr>
-                <w:rFonts w:ascii="Arial" w:hAnsi="Arial" w:cs="Arial"/>
-                <w:sz w:val="22"/>
-                <w:szCs w:val="22"/>
-              </w:rPr>
-              <w:t>.name.</w:t>
-            </w:r>
-            <w:r>
-              <w:rPr>
-                <w:rFonts w:ascii="Arial" w:hAnsi="Arial" w:cs="Arial"/>
-                <w:sz w:val="22"/>
-                <w:szCs w:val="22"/>
-              </w:rPr>
-              <w:t>text</w:t>
+              <w:t>event.name.text</w:t>
             </w:r>
             <w:proofErr w:type="spellEnd"/>
-            <w:r>
-              <w:rPr>
-                <w:rFonts w:ascii="Arial" w:hAnsi="Arial" w:cs="Arial"/>
-                <w:sz w:val="22"/>
-                <w:szCs w:val="22"/>
-              </w:rPr>
-              <w:t>}}</w:t>
-            </w:r>
-            <w:r>
-              <w:rPr>
-                <w:rFonts w:ascii="Arial" w:hAnsi="Arial" w:cs="Arial"/>
-                <w:sz w:val="22"/>
-                <w:szCs w:val="22"/>
-              </w:rPr>
-              <w:t>{% else %}{{</w:t>
-            </w:r>
-            <w:proofErr w:type="spellStart"/>
-            <w:r>
-              <w:rPr>
-                <w:rFonts w:ascii="Arial" w:hAnsi="Arial" w:cs="Arial"/>
-                <w:sz w:val="22"/>
-                <w:szCs w:val="22"/>
-              </w:rPr>
-              <w:t>event.name.text</w:t>
-            </w:r>
-            <w:proofErr w:type="spellEnd"/>
-            <w:r>
-              <w:rPr>
-                <w:rFonts w:ascii="Arial" w:hAnsi="Arial" w:cs="Arial"/>
-                <w:sz w:val="22"/>
-                <w:szCs w:val="22"/>
-              </w:rPr>
-              <w:t>}}{% endif %}</w:t>
+            <w:proofErr w:type="gramStart"/>
+            <w:r>
+              <w:rPr>
+                <w:rFonts w:ascii="Arial" w:hAnsi="Arial" w:cs="Arial"/>
+                <w:sz w:val="22"/>
+                <w:szCs w:val="22"/>
+              </w:rPr>
+              <w:t>}}{</w:t>
+            </w:r>
+            <w:proofErr w:type="gramEnd"/>
+            <w:r>
+              <w:rPr>
+                <w:rFonts w:ascii="Arial" w:hAnsi="Arial" w:cs="Arial"/>
+                <w:sz w:val="22"/>
+                <w:szCs w:val="22"/>
+              </w:rPr>
+              <w:t>% endif %}</w:t>
             </w:r>
           </w:p>
         </w:tc>
@@ -870,11 +980,19 @@
         <w:t xml:space="preserve">% if </w:t>
       </w:r>
       <w:proofErr w:type="spellStart"/>
-      <w:r>
-        <w:rPr>
-          <w:rFonts w:ascii="Arial" w:hAnsi="Arial" w:cs="Arial"/>
-        </w:rPr>
-        <w:t>event.include_in_addendum</w:t>
+      <w:proofErr w:type="gramStart"/>
+      <w:r>
+        <w:rPr>
+          <w:rFonts w:ascii="Arial" w:hAnsi="Arial" w:cs="Arial"/>
+        </w:rPr>
+        <w:t>event.include</w:t>
+      </w:r>
+      <w:proofErr w:type="gramEnd"/>
+      <w:r>
+        <w:rPr>
+          <w:rFonts w:ascii="Arial" w:hAnsi="Arial" w:cs="Arial"/>
+        </w:rPr>
+        <w:t>_in_addendum</w:t>
       </w:r>
       <w:proofErr w:type="spellEnd"/>
       <w:r>
@@ -948,6 +1066,14 @@
               <w:t>.time</w:t>
             </w:r>
             <w:proofErr w:type="spellEnd"/>
+            <w:r>
+              <w:rPr>
+                <w:rFonts w:ascii="Arial" w:hAnsi="Arial" w:cs="Arial"/>
+                <w:sz w:val="22"/>
+                <w:szCs w:val="22"/>
+              </w:rPr>
+              <w:t xml:space="preserve"> !=</w:t>
+            </w:r>
             <w:proofErr w:type="gramEnd"/>
             <w:r>
               <w:rPr>
@@ -955,9 +1081,28 @@
                 <w:sz w:val="22"/>
                 <w:szCs w:val="22"/>
               </w:rPr>
-              <w:t xml:space="preserve"> != “” %}{{</w:t>
+              <w:t xml:space="preserve"> “” </w:t>
+            </w:r>
+            <w:proofErr w:type="gramStart"/>
+            <w:r>
+              <w:rPr>
+                <w:rFonts w:ascii="Arial" w:hAnsi="Arial" w:cs="Arial"/>
+                <w:sz w:val="22"/>
+                <w:szCs w:val="22"/>
+              </w:rPr>
+              <w:t>%}{</w:t>
+            </w:r>
+            <w:proofErr w:type="gramEnd"/>
+            <w:r>
+              <w:rPr>
+                <w:rFonts w:ascii="Arial" w:hAnsi="Arial" w:cs="Arial"/>
+                <w:sz w:val="22"/>
+                <w:szCs w:val="22"/>
+              </w:rPr>
+              <w:t>{</w:t>
             </w:r>
             <w:proofErr w:type="spellStart"/>
+            <w:proofErr w:type="gramStart"/>
             <w:r>
               <w:rPr>
                 <w:rFonts w:ascii="Arial" w:hAnsi="Arial" w:cs="Arial"/>
@@ -975,6 +1120,7 @@
               <w:t>.time</w:t>
             </w:r>
             <w:proofErr w:type="spellEnd"/>
+            <w:proofErr w:type="gramEnd"/>
             <w:r>
               <w:rPr>
                 <w:rFonts w:ascii="Arial" w:hAnsi="Arial" w:cs="Arial"/>
@@ -1017,6 +1163,7 @@
               <w:t>text</w:t>
             </w:r>
             <w:proofErr w:type="spellEnd"/>
+            <w:proofErr w:type="gramStart"/>
             <w:r>
               <w:rPr>
                 <w:rFonts w:ascii="Arial" w:hAnsi="Arial" w:cs="Arial"/>
@@ -1031,7 +1178,34 @@
                 <w:sz w:val="22"/>
                 <w:szCs w:val="22"/>
               </w:rPr>
-              <w:t>{% else %}{{</w:t>
+              <w:t>{</w:t>
+            </w:r>
+            <w:proofErr w:type="gramEnd"/>
+            <w:r>
+              <w:rPr>
+                <w:rFonts w:ascii="Arial" w:hAnsi="Arial" w:cs="Arial"/>
+                <w:sz w:val="22"/>
+                <w:szCs w:val="22"/>
+              </w:rPr>
+              <w:t xml:space="preserve">% else </w:t>
+            </w:r>
+            <w:proofErr w:type="gramStart"/>
+            <w:r>
+              <w:rPr>
+                <w:rFonts w:ascii="Arial" w:hAnsi="Arial" w:cs="Arial"/>
+                <w:sz w:val="22"/>
+                <w:szCs w:val="22"/>
+              </w:rPr>
+              <w:t>%}{</w:t>
+            </w:r>
+            <w:proofErr w:type="gramEnd"/>
+            <w:r>
+              <w:rPr>
+                <w:rFonts w:ascii="Arial" w:hAnsi="Arial" w:cs="Arial"/>
+                <w:sz w:val="22"/>
+                <w:szCs w:val="22"/>
+              </w:rPr>
+              <w:t>{</w:t>
             </w:r>
             <w:proofErr w:type="spellStart"/>
             <w:r>
@@ -1043,13 +1217,23 @@
               <w:t>event.name.text</w:t>
             </w:r>
             <w:proofErr w:type="spellEnd"/>
-            <w:r>
-              <w:rPr>
-                <w:rFonts w:ascii="Arial" w:hAnsi="Arial" w:cs="Arial"/>
-                <w:sz w:val="22"/>
-                <w:szCs w:val="22"/>
-              </w:rPr>
-              <w:t>}}{% endif %}</w:t>
+            <w:proofErr w:type="gramStart"/>
+            <w:r>
+              <w:rPr>
+                <w:rFonts w:ascii="Arial" w:hAnsi="Arial" w:cs="Arial"/>
+                <w:sz w:val="22"/>
+                <w:szCs w:val="22"/>
+              </w:rPr>
+              <w:t>}}{</w:t>
+            </w:r>
+            <w:proofErr w:type="gramEnd"/>
+            <w:r>
+              <w:rPr>
+                <w:rFonts w:ascii="Arial" w:hAnsi="Arial" w:cs="Arial"/>
+                <w:sz w:val="22"/>
+                <w:szCs w:val="22"/>
+              </w:rPr>
+              <w:t>% endif %}</w:t>
             </w:r>
           </w:p>
         </w:tc>
@@ -1183,26 +1367,55 @@
                 <w:sz w:val="22"/>
                 <w:szCs w:val="22"/>
               </w:rPr>
-              <w:t xml:space="preserve"> %}</w:t>
-            </w:r>
-            <w:r>
-              <w:rPr>
-                <w:rFonts w:ascii="Arial" w:hAnsi="Arial" w:cs="Arial"/>
-                <w:sz w:val="22"/>
-                <w:szCs w:val="22"/>
-              </w:rPr>
-              <w:t>{{</w:t>
+              <w:t xml:space="preserve"> </w:t>
+            </w:r>
+            <w:proofErr w:type="gramStart"/>
+            <w:r>
+              <w:rPr>
+                <w:rFonts w:ascii="Arial" w:hAnsi="Arial" w:cs="Arial"/>
+                <w:sz w:val="22"/>
+                <w:szCs w:val="22"/>
+              </w:rPr>
+              <w:t>%}</w:t>
+            </w:r>
+            <w:r>
+              <w:rPr>
+                <w:rFonts w:ascii="Arial" w:hAnsi="Arial" w:cs="Arial"/>
+                <w:sz w:val="22"/>
+                <w:szCs w:val="22"/>
+              </w:rPr>
+              <w:t>{</w:t>
+            </w:r>
+            <w:proofErr w:type="gramEnd"/>
+            <w:r>
+              <w:rPr>
+                <w:rFonts w:ascii="Arial" w:hAnsi="Arial" w:cs="Arial"/>
+                <w:sz w:val="22"/>
+                <w:szCs w:val="22"/>
+              </w:rPr>
+              <w:t>{</w:t>
             </w:r>
             <w:proofErr w:type="spellStart"/>
-            <w:r>
-              <w:rPr>
-                <w:rFonts w:ascii="Arial" w:hAnsi="Arial" w:cs="Arial"/>
-                <w:sz w:val="22"/>
-                <w:szCs w:val="22"/>
-              </w:rPr>
-              <w:t>event.police_number</w:t>
+            <w:proofErr w:type="gramStart"/>
+            <w:r>
+              <w:rPr>
+                <w:rFonts w:ascii="Arial" w:hAnsi="Arial" w:cs="Arial"/>
+                <w:sz w:val="22"/>
+                <w:szCs w:val="22"/>
+              </w:rPr>
+              <w:t>event.police</w:t>
+            </w:r>
+            <w:proofErr w:type="gramEnd"/>
+            <w:r>
+              <w:rPr>
+                <w:rFonts w:ascii="Arial" w:hAnsi="Arial" w:cs="Arial"/>
+                <w:sz w:val="22"/>
+                <w:szCs w:val="22"/>
+              </w:rPr>
+              <w:t>_number</w:t>
             </w:r>
             <w:proofErr w:type="spellEnd"/>
+            <w:proofErr w:type="gramStart"/>
             <w:r>
               <w:rPr>
                 <w:rFonts w:ascii="Arial" w:hAnsi="Arial" w:cs="Arial"/>
@@ -1217,7 +1430,16 @@
                 <w:sz w:val="22"/>
                 <w:szCs w:val="22"/>
               </w:rPr>
-              <w:t>{% endif %}</w:t>
+              <w:t>{</w:t>
+            </w:r>
+            <w:proofErr w:type="gramEnd"/>
+            <w:r>
+              <w:rPr>
+                <w:rFonts w:ascii="Arial" w:hAnsi="Arial" w:cs="Arial"/>
+                <w:sz w:val="22"/>
+                <w:szCs w:val="22"/>
+              </w:rPr>
+              <w:t>% endif %}</w:t>
             </w:r>
           </w:p>
         </w:tc>
@@ -1262,13 +1484,27 @@
         <w:rPr>
           <w:rFonts w:ascii="Arial" w:hAnsi="Arial" w:cs="Arial"/>
         </w:rPr>
-        <w:t xml:space="preserve"> %}</w:t>
-      </w:r>
-      <w:r>
-        <w:rPr>
-          <w:rFonts w:ascii="Arial" w:hAnsi="Arial" w:cs="Arial"/>
-        </w:rPr>
-        <w:t xml:space="preserve">{% </w:t>
+        <w:t xml:space="preserve"> </w:t>
+      </w:r>
+      <w:proofErr w:type="gramStart"/>
+      <w:r>
+        <w:rPr>
+          <w:rFonts w:ascii="Arial" w:hAnsi="Arial" w:cs="Arial"/>
+        </w:rPr>
+        <w:t>%}</w:t>
+      </w:r>
+      <w:r>
+        <w:rPr>
+          <w:rFonts w:ascii="Arial" w:hAnsi="Arial" w:cs="Arial"/>
+        </w:rPr>
+        <w:t>{</w:t>
+      </w:r>
+      <w:proofErr w:type="gramEnd"/>
+      <w:r>
+        <w:rPr>
+          <w:rFonts w:ascii="Arial" w:hAnsi="Arial" w:cs="Arial"/>
+        </w:rPr>
+        <w:t xml:space="preserve">% </w:t>
       </w:r>
       <w:proofErr w:type="gramStart"/>
       <w:r>
